--- a/atrl-1110140-MAK/ATRL-1110140-IB-26-02.docx
+++ b/atrl-1110140-MAK/ATRL-1110140-IB-26-02.docx
@@ -1350,9 +1350,9 @@
       <w:tblGrid>
         <w:gridCol w:w="1699"/>
         <w:gridCol w:w="1699"/>
-        <w:gridCol w:w="1698"/>
+        <w:gridCol w:w="1697"/>
         <w:gridCol w:w="1699"/>
-        <w:gridCol w:w="1701"/>
+        <w:gridCol w:w="1702"/>
       </w:tblGrid>
       <w:tr>
         <w:trPr>
@@ -1418,7 +1418,7 @@
         </w:tc>
         <w:tc>
           <w:tcPr>
-            <w:tcW w:w="1698" w:type="dxa"/>
+            <w:tcW w:w="1697" w:type="dxa"/>
             <w:tcBorders>
               <w:top w:val="single" w:sz="2" w:space="0" w:color="000000"/>
               <w:start w:val="single" w:sz="2" w:space="0" w:color="000000"/>
@@ -1476,7 +1476,7 @@
         </w:tc>
         <w:tc>
           <w:tcPr>
-            <w:tcW w:w="1701" w:type="dxa"/>
+            <w:tcW w:w="1702" w:type="dxa"/>
             <w:tcBorders>
               <w:top w:val="single" w:sz="2" w:space="0" w:color="000000"/>
               <w:start w:val="single" w:sz="2" w:space="0" w:color="000000"/>
@@ -1566,7 +1566,7 @@
         </w:tc>
         <w:tc>
           <w:tcPr>
-            <w:tcW w:w="1698" w:type="dxa"/>
+            <w:tcW w:w="1697" w:type="dxa"/>
             <w:tcBorders>
               <w:start w:val="single" w:sz="2" w:space="0" w:color="000000"/>
               <w:bottom w:val="single" w:sz="2" w:space="0" w:color="000000"/>
@@ -1624,7 +1624,7 @@
         </w:tc>
         <w:tc>
           <w:tcPr>
-            <w:tcW w:w="1701" w:type="dxa"/>
+            <w:tcW w:w="1702" w:type="dxa"/>
             <w:tcBorders>
               <w:start w:val="single" w:sz="2" w:space="0" w:color="000000"/>
               <w:bottom w:val="single" w:sz="2" w:space="0" w:color="000000"/>
@@ -1656,7 +1656,7 @@
         <w:trPr/>
         <w:tc>
           <w:tcPr>
-            <w:tcW w:w="6795" w:type="dxa"/>
+            <w:tcW w:w="6794" w:type="dxa"/>
             <w:gridSpan w:val="4"/>
             <w:tcBorders>
               <w:start w:val="single" w:sz="2" w:space="0" w:color="000000"/>
@@ -1685,7 +1685,7 @@
         </w:tc>
         <w:tc>
           <w:tcPr>
-            <w:tcW w:w="1701" w:type="dxa"/>
+            <w:tcW w:w="1702" w:type="dxa"/>
             <w:tcBorders>
               <w:start w:val="single" w:sz="2" w:space="0" w:color="000000"/>
               <w:bottom w:val="single" w:sz="2" w:space="0" w:color="000000"/>
@@ -1708,39 +1708,7 @@
                 <w:sz w:val="20"/>
                 <w:szCs w:val="20"/>
               </w:rPr>
-              <w:fldChar w:fldCharType="begin"/>
-            </w:r>
-            <w:r>
-              <w:rPr>
-                <w:rFonts w:ascii="Calibri" w:hAnsi="Calibri"/>
-                <w:sz w:val="20"/>
-                <w:szCs w:val="20"/>
-              </w:rPr>
-              <w:instrText xml:space="preserve"> =(E2)+(&lt;?&gt;)</w:instrText>
-            </w:r>
-            <w:r>
-              <w:rPr>
-                <w:rFonts w:ascii="Calibri" w:hAnsi="Calibri"/>
-                <w:sz w:val="20"/>
-                <w:szCs w:val="20"/>
-              </w:rPr>
-              <w:fldChar w:fldCharType="separate"/>
-            </w:r>
-            <w:r>
-              <w:rPr>
-                <w:rFonts w:ascii="Calibri" w:hAnsi="Calibri"/>
-                <w:sz w:val="20"/>
-                <w:szCs w:val="20"/>
-              </w:rPr>
               <w:t>262</w:t>
-            </w:r>
-            <w:r>
-              <w:rPr>
-                <w:rFonts w:ascii="Calibri" w:hAnsi="Calibri"/>
-                <w:sz w:val="20"/>
-                <w:szCs w:val="20"/>
-              </w:rPr>
-              <w:fldChar w:fldCharType="end"/>
             </w:r>
           </w:p>
         </w:tc>
@@ -1812,15 +1780,6 @@
           <w:sz w:val="20"/>
           <w:szCs w:val="20"/>
         </w:rPr>
-        <w:sectPr>
-          <w:type w:val="nextPage"/>
-          <w:pgSz w:w="12096" w:h="20160"/>
-          <w:pgMar w:left="1800" w:right="1800" w:gutter="0" w:header="0" w:top="9000" w:footer="0" w:bottom="2304"/>
-          <w:pgNumType w:fmt="decimal"/>
-          <w:formProt w:val="false"/>
-          <w:textDirection w:val="lrTb"/>
-          <w:docGrid w:type="default" w:linePitch="600" w:charSpace="32768"/>
-        </w:sectPr>
       </w:pPr>
       <w:r>
         <w:rPr>
@@ -1904,152 +1863,7 @@
           <w:sz w:val="20"/>
           <w:szCs w:val="20"/>
         </w:rPr>
-        <w:drawing>
-          <wp:anchor distT="0" distB="0" distL="0" distR="0" simplePos="0" relativeHeight="4" behindDoc="0" locked="0" layoutInCell="1" allowOverlap="1">
-            <wp:simplePos x="0" y="0"/>
-            <wp:positionH relativeFrom="column">
-              <wp:posOffset>4281805</wp:posOffset>
-            </wp:positionH>
-            <wp:positionV relativeFrom="paragraph">
-              <wp:posOffset>5040630</wp:posOffset>
-            </wp:positionV>
-            <wp:extent cx="1151890" cy="467995"/>
-            <wp:effectExtent l="0" t="0" r="0" b="0"/>
-            <wp:wrapNone/>
-            <wp:docPr id="1" name="Image2 Copy 1"/>
-            <wp:cNvGraphicFramePr>
-              <a:graphicFrameLocks xmlns:a="http://schemas.openxmlformats.org/drawingml/2006/main" noChangeAspect="1"/>
-            </wp:cNvGraphicFramePr>
-            <a:graphic xmlns:a="http://schemas.openxmlformats.org/drawingml/2006/main">
-              <a:graphicData uri="http://schemas.openxmlformats.org/drawingml/2006/picture">
-                <pic:pic xmlns:pic="http://schemas.openxmlformats.org/drawingml/2006/picture">
-                  <pic:nvPicPr>
-                    <pic:cNvPr id="1" name="Image2 Copy 1"/>
-                    <pic:cNvPicPr>
-                      <a:picLocks noChangeAspect="1" noChangeArrowheads="1"/>
-                    </pic:cNvPicPr>
-                  </pic:nvPicPr>
-                  <pic:blipFill>
-                    <a:blip r:embed="rId2"/>
-                    <a:stretch>
-                      <a:fillRect/>
-                    </a:stretch>
-                  </pic:blipFill>
-                  <pic:spPr bwMode="auto">
-                    <a:xfrm>
-                      <a:off x="0" y="0"/>
-                      <a:ext cx="1151890" cy="467995"/>
-                    </a:xfrm>
-                    <a:prstGeom prst="rect">
-                      <a:avLst/>
-                    </a:prstGeom>
-                    <a:noFill/>
-                  </pic:spPr>
-                </pic:pic>
-              </a:graphicData>
-            </a:graphic>
-          </wp:anchor>
-        </w:drawing>
-        <w:drawing>
-          <wp:anchor distT="0" distB="0" distL="0" distR="0" simplePos="0" relativeHeight="5" behindDoc="0" locked="0" layoutInCell="1" allowOverlap="1">
-            <wp:simplePos x="0" y="0"/>
-            <wp:positionH relativeFrom="column">
-              <wp:posOffset>4281805</wp:posOffset>
-            </wp:positionH>
-            <wp:positionV relativeFrom="paragraph">
-              <wp:posOffset>5040630</wp:posOffset>
-            </wp:positionV>
-            <wp:extent cx="1151890" cy="467995"/>
-            <wp:effectExtent l="0" t="0" r="0" b="0"/>
-            <wp:wrapNone/>
-            <wp:docPr id="2" name="Image2 Copy 2"/>
-            <wp:cNvGraphicFramePr>
-              <a:graphicFrameLocks xmlns:a="http://schemas.openxmlformats.org/drawingml/2006/main" noChangeAspect="1"/>
-            </wp:cNvGraphicFramePr>
-            <a:graphic xmlns:a="http://schemas.openxmlformats.org/drawingml/2006/main">
-              <a:graphicData uri="http://schemas.openxmlformats.org/drawingml/2006/picture">
-                <pic:pic xmlns:pic="http://schemas.openxmlformats.org/drawingml/2006/picture">
-                  <pic:nvPicPr>
-                    <pic:cNvPr id="2" name="Image2 Copy 2"/>
-                    <pic:cNvPicPr>
-                      <a:picLocks noChangeAspect="1" noChangeArrowheads="1"/>
-                    </pic:cNvPicPr>
-                  </pic:nvPicPr>
-                  <pic:blipFill>
-                    <a:blip r:embed="rId3"/>
-                    <a:stretch>
-                      <a:fillRect/>
-                    </a:stretch>
-                  </pic:blipFill>
-                  <pic:spPr bwMode="auto">
-                    <a:xfrm>
-                      <a:off x="0" y="0"/>
-                      <a:ext cx="1151890" cy="467995"/>
-                    </a:xfrm>
-                    <a:prstGeom prst="rect">
-                      <a:avLst/>
-                    </a:prstGeom>
-                    <a:noFill/>
-                  </pic:spPr>
-                </pic:pic>
-              </a:graphicData>
-            </a:graphic>
-          </wp:anchor>
-        </w:drawing>
-        <w:drawing>
-          <wp:anchor distT="0" distB="0" distL="0" distR="0" simplePos="0" relativeHeight="6" behindDoc="0" locked="0" layoutInCell="1" allowOverlap="1">
-            <wp:simplePos x="0" y="0"/>
-            <wp:positionH relativeFrom="column">
-              <wp:posOffset>2721610</wp:posOffset>
-            </wp:positionH>
-            <wp:positionV relativeFrom="paragraph">
-              <wp:posOffset>720090</wp:posOffset>
-            </wp:positionV>
-            <wp:extent cx="1151890" cy="467995"/>
-            <wp:effectExtent l="0" t="0" r="0" b="0"/>
-            <wp:wrapNone/>
-            <wp:docPr id="3" name="Image3"/>
-            <wp:cNvGraphicFramePr>
-              <a:graphicFrameLocks xmlns:a="http://schemas.openxmlformats.org/drawingml/2006/main" noChangeAspect="1"/>
-            </wp:cNvGraphicFramePr>
-            <a:graphic xmlns:a="http://schemas.openxmlformats.org/drawingml/2006/main">
-              <a:graphicData uri="http://schemas.openxmlformats.org/drawingml/2006/picture">
-                <pic:pic xmlns:pic="http://schemas.openxmlformats.org/drawingml/2006/picture">
-                  <pic:nvPicPr>
-                    <pic:cNvPr id="3" name="Image3"/>
-                    <pic:cNvPicPr>
-                      <a:picLocks noChangeAspect="1" noChangeArrowheads="1"/>
-                    </pic:cNvPicPr>
-                  </pic:nvPicPr>
-                  <pic:blipFill>
-                    <a:blip r:embed="rId4"/>
-                    <a:stretch>
-                      <a:fillRect/>
-                    </a:stretch>
-                  </pic:blipFill>
-                  <pic:spPr bwMode="auto">
-                    <a:xfrm>
-                      <a:off x="0" y="0"/>
-                      <a:ext cx="1151890" cy="467995"/>
-                    </a:xfrm>
-                    <a:prstGeom prst="rect">
-                      <a:avLst/>
-                    </a:prstGeom>
-                    <a:noFill/>
-                  </pic:spPr>
-                </pic:pic>
-              </a:graphicData>
-            </a:graphic>
-          </wp:anchor>
-        </w:drawing>
-      </w:r>
-      <w:r>
-        <w:rPr>
-          <w:rFonts w:ascii="Calibri" w:hAnsi="Calibri"/>
-          <w:sz w:val="20"/>
-          <w:szCs w:val="20"/>
-        </w:rPr>
-        <w:t xml:space="preserve">, harmless and indemnified against all suits, actions, proceedings, claims, demands, damages, losses and also against all cost charges and expenses whatsoever which may be </w:t>
+        <w:t>, harmless and indemnified against all suits, actions, proceedings, claims, demands, damages, losses and also against all cost charges and expenses whatsoever which may be against the said shares brought by any person or persons whatsoever be it / they legal or natural person reason of the issuance of the above fresh / duplicate Share Certificate.</w:t>
       </w:r>
     </w:p>
     <w:p>
@@ -2059,17 +1873,16 @@
         <w:jc w:val="both"/>
         <w:rPr>
           <w:rFonts w:ascii="Calibri" w:hAnsi="Calibri"/>
-          <w:sz w:val="20"/>
-          <w:szCs w:val="20"/>
+          <w:sz w:val="14"/>
+          <w:szCs w:val="17"/>
         </w:rPr>
       </w:pPr>
       <w:r>
         <w:rPr>
           <w:rFonts w:ascii="Calibri" w:hAnsi="Calibri"/>
-          <w:sz w:val="20"/>
-          <w:szCs w:val="20"/>
-        </w:rPr>
-        <w:t>against the said shares brought by any person or persons whatsoever be it / they legal or natural person reason of the issuance of the above fresh / duplicate Share Certificate.</w:t>
+          <w:sz w:val="14"/>
+          <w:szCs w:val="17"/>
+        </w:rPr>
       </w:r>
     </w:p>
     <w:p>
@@ -2079,16 +1892,17 @@
         <w:jc w:val="both"/>
         <w:rPr>
           <w:rFonts w:ascii="Calibri" w:hAnsi="Calibri"/>
-          <w:sz w:val="14"/>
-          <w:szCs w:val="17"/>
+          <w:sz w:val="20"/>
+          <w:szCs w:val="20"/>
         </w:rPr>
       </w:pPr>
       <w:r>
         <w:rPr>
           <w:rFonts w:ascii="Calibri" w:hAnsi="Calibri"/>
-          <w:sz w:val="14"/>
-          <w:szCs w:val="17"/>
-        </w:rPr>
+          <w:sz w:val="20"/>
+          <w:szCs w:val="20"/>
+        </w:rPr>
+        <w:t xml:space="preserve">This indemnity Bond Witnessed: </w:t>
       </w:r>
     </w:p>
     <w:p>
@@ -2098,17 +1912,16 @@
         <w:jc w:val="both"/>
         <w:rPr>
           <w:rFonts w:ascii="Calibri" w:hAnsi="Calibri"/>
-          <w:sz w:val="20"/>
-          <w:szCs w:val="20"/>
+          <w:sz w:val="14"/>
+          <w:szCs w:val="17"/>
         </w:rPr>
       </w:pPr>
       <w:r>
         <w:rPr>
           <w:rFonts w:ascii="Calibri" w:hAnsi="Calibri"/>
-          <w:sz w:val="20"/>
-          <w:szCs w:val="20"/>
-        </w:rPr>
-        <w:t xml:space="preserve">This indemnity Bond Witnessed: </w:t>
+          <w:sz w:val="14"/>
+          <w:szCs w:val="17"/>
+        </w:rPr>
       </w:r>
     </w:p>
     <w:p>
@@ -2118,32 +1931,13 @@
         <w:jc w:val="both"/>
         <w:rPr>
           <w:rFonts w:ascii="Calibri" w:hAnsi="Calibri"/>
-          <w:sz w:val="14"/>
-          <w:szCs w:val="17"/>
+          <w:sz w:val="20"/>
+          <w:szCs w:val="20"/>
         </w:rPr>
       </w:pPr>
       <w:r>
         <w:rPr>
           <w:rFonts w:ascii="Calibri" w:hAnsi="Calibri"/>
-          <w:sz w:val="14"/>
-          <w:szCs w:val="17"/>
-        </w:rPr>
-      </w:r>
-    </w:p>
-    <w:p>
-      <w:pPr>
-        <w:pStyle w:val="Normal"/>
-        <w:bidi w:val="0"/>
-        <w:jc w:val="both"/>
-        <w:rPr>
-          <w:rFonts w:ascii="Calibri" w:hAnsi="Calibri"/>
-          <w:sz w:val="20"/>
-          <w:szCs w:val="20"/>
-        </w:rPr>
-      </w:pPr>
-      <w:r>
-        <w:rPr>
-          <w:rFonts w:ascii="Calibri" w:hAnsi="Calibri"/>
           <w:sz w:val="20"/>
           <w:szCs w:val="20"/>
         </w:rPr>
@@ -2173,7 +1967,7 @@
           <w:sz w:val="20"/>
           <w:szCs w:val="20"/>
         </w:rPr>
-        <w:t>7</w:t>
+        <w:t>21</w:t>
       </w:r>
       <w:r>
         <w:rPr>
@@ -2182,7 +1976,7 @@
           <w:szCs w:val="20"/>
           <w:vertAlign w:val="superscript"/>
         </w:rPr>
-        <w:t>th</w:t>
+        <w:t>st</w:t>
       </w:r>
       <w:r>
         <w:rPr>
@@ -2268,7 +2062,17 @@
           <w:sz w:val="20"/>
           <w:szCs w:val="20"/>
         </w:rPr>
-        <w:t>, 2025</w:t>
+        <w:t>, 202</w:t>
+      </w:r>
+      <w:r>
+        <w:rPr>
+          <w:rFonts w:ascii="Calibri" w:hAnsi="Calibri"/>
+          <w:b/>
+          <w:bCs/>
+          <w:sz w:val="20"/>
+          <w:szCs w:val="20"/>
+        </w:rPr>
+        <w:t>6</w:t>
       </w:r>
       <w:r>
         <w:rPr>
@@ -2320,8 +2124,8 @@
         <w:gridCol w:w="1102"/>
         <w:gridCol w:w="2784"/>
         <w:gridCol w:w="197"/>
-        <w:gridCol w:w="1235"/>
-        <w:gridCol w:w="2818"/>
+        <w:gridCol w:w="1234"/>
+        <w:gridCol w:w="2819"/>
       </w:tblGrid>
       <w:tr>
         <w:trPr/>
@@ -2588,7 +2392,7 @@
         </w:tc>
         <w:tc>
           <w:tcPr>
-            <w:tcW w:w="1235" w:type="dxa"/>
+            <w:tcW w:w="1234" w:type="dxa"/>
             <w:tcBorders/>
           </w:tcPr>
           <w:p>
@@ -2612,70 +2416,24 @@
         </w:tc>
         <w:tc>
           <w:tcPr>
-            <w:tcW w:w="2818" w:type="dxa"/>
-            <w:tcBorders/>
-          </w:tcPr>
-          <w:p>
-            <w:pPr>
-              <w:pStyle w:val="TableContents"/>
-              <w:rPr>
-                <w:rFonts w:ascii="Calibri" w:hAnsi="Calibri"/>
-                <w:sz w:val="20"/>
-                <w:szCs w:val="20"/>
-              </w:rPr>
-            </w:pPr>
-            <w:r>
-              <w:rPr>
-                <w:rFonts w:ascii="Calibri" w:hAnsi="Calibri"/>
-                <w:sz w:val="20"/>
-                <w:szCs w:val="20"/>
-              </w:rPr>
-              <w:drawing>
-                <wp:anchor distT="0" distB="0" distL="0" distR="0" simplePos="0" relativeHeight="2" behindDoc="0" locked="0" layoutInCell="1" allowOverlap="1">
-                  <wp:simplePos x="0" y="0"/>
-                  <wp:positionH relativeFrom="column">
-                    <wp:align>center</wp:align>
-                  </wp:positionH>
-                  <wp:positionV relativeFrom="paragraph">
-                    <wp:posOffset>635</wp:posOffset>
-                  </wp:positionV>
-                  <wp:extent cx="1151890" cy="467995"/>
-                  <wp:effectExtent l="0" t="0" r="0" b="0"/>
-                  <wp:wrapNone/>
-                  <wp:docPr id="4" name="Image1"/>
-                  <wp:cNvGraphicFramePr>
-                    <a:graphicFrameLocks xmlns:a="http://schemas.openxmlformats.org/drawingml/2006/main" noChangeAspect="1"/>
-                  </wp:cNvGraphicFramePr>
-                  <a:graphic xmlns:a="http://schemas.openxmlformats.org/drawingml/2006/main">
-                    <a:graphicData uri="http://schemas.openxmlformats.org/drawingml/2006/picture">
-                      <pic:pic xmlns:pic="http://schemas.openxmlformats.org/drawingml/2006/picture">
-                        <pic:nvPicPr>
-                          <pic:cNvPr id="4" name="Image1"/>
-                          <pic:cNvPicPr>
-                            <a:picLocks noChangeAspect="1" noChangeArrowheads="1"/>
-                          </pic:cNvPicPr>
-                        </pic:nvPicPr>
-                        <pic:blipFill>
-                          <a:blip r:embed="rId5"/>
-                          <a:stretch>
-                            <a:fillRect/>
-                          </a:stretch>
-                        </pic:blipFill>
-                        <pic:spPr bwMode="auto">
-                          <a:xfrm>
-                            <a:off x="0" y="0"/>
-                            <a:ext cx="1151890" cy="467995"/>
-                          </a:xfrm>
-                          <a:prstGeom prst="rect">
-                            <a:avLst/>
-                          </a:prstGeom>
-                          <a:noFill/>
-                        </pic:spPr>
-                      </pic:pic>
-                    </a:graphicData>
-                  </a:graphic>
-                </wp:anchor>
-              </w:drawing>
+            <w:tcW w:w="2819" w:type="dxa"/>
+            <w:tcBorders/>
+          </w:tcPr>
+          <w:p>
+            <w:pPr>
+              <w:pStyle w:val="TableContents"/>
+              <w:rPr>
+                <w:rFonts w:ascii="Calibri" w:hAnsi="Calibri"/>
+                <w:sz w:val="20"/>
+                <w:szCs w:val="20"/>
+              </w:rPr>
+            </w:pPr>
+            <w:r>
+              <w:rPr>
+                <w:rFonts w:ascii="Calibri" w:hAnsi="Calibri"/>
+                <w:sz w:val="20"/>
+                <w:szCs w:val="20"/>
+              </w:rPr>
             </w:r>
           </w:p>
         </w:tc>
@@ -2780,7 +2538,7 @@
         </w:tc>
         <w:tc>
           <w:tcPr>
-            <w:tcW w:w="1235" w:type="dxa"/>
+            <w:tcW w:w="1234" w:type="dxa"/>
             <w:tcBorders/>
           </w:tcPr>
           <w:p>
@@ -2804,7 +2562,7 @@
         </w:tc>
         <w:tc>
           <w:tcPr>
-            <w:tcW w:w="2818" w:type="dxa"/>
+            <w:tcW w:w="2819" w:type="dxa"/>
             <w:tcBorders/>
           </w:tcPr>
           <w:p>
@@ -2927,7 +2685,7 @@
         </w:tc>
         <w:tc>
           <w:tcPr>
-            <w:tcW w:w="1235" w:type="dxa"/>
+            <w:tcW w:w="1234" w:type="dxa"/>
             <w:tcBorders/>
           </w:tcPr>
           <w:p>
@@ -2951,7 +2709,7 @@
         </w:tc>
         <w:tc>
           <w:tcPr>
-            <w:tcW w:w="2818" w:type="dxa"/>
+            <w:tcW w:w="2819" w:type="dxa"/>
             <w:tcBorders/>
           </w:tcPr>
           <w:p>
@@ -3074,7 +2832,7 @@
         </w:tc>
         <w:tc>
           <w:tcPr>
-            <w:tcW w:w="1235" w:type="dxa"/>
+            <w:tcW w:w="1234" w:type="dxa"/>
             <w:tcBorders/>
           </w:tcPr>
           <w:p>
@@ -3098,7 +2856,7 @@
         </w:tc>
         <w:tc>
           <w:tcPr>
-            <w:tcW w:w="2818" w:type="dxa"/>
+            <w:tcW w:w="2819" w:type="dxa"/>
             <w:tcBorders/>
           </w:tcPr>
           <w:p>
@@ -3240,7 +2998,7 @@
         </w:tc>
         <w:tc>
           <w:tcPr>
-            <w:tcW w:w="1235" w:type="dxa"/>
+            <w:tcW w:w="1234" w:type="dxa"/>
             <w:tcBorders/>
           </w:tcPr>
           <w:p>
@@ -3264,7 +3022,7 @@
         </w:tc>
         <w:tc>
           <w:tcPr>
-            <w:tcW w:w="2818" w:type="dxa"/>
+            <w:tcW w:w="2819" w:type="dxa"/>
             <w:tcBorders/>
           </w:tcPr>
           <w:p>
@@ -3405,7 +3163,7 @@
         </w:tc>
         <w:tc>
           <w:tcPr>
-            <w:tcW w:w="1235" w:type="dxa"/>
+            <w:tcW w:w="1234" w:type="dxa"/>
             <w:tcBorders/>
           </w:tcPr>
           <w:p>
@@ -3429,7 +3187,7 @@
         </w:tc>
         <w:tc>
           <w:tcPr>
-            <w:tcW w:w="2818" w:type="dxa"/>
+            <w:tcW w:w="2819" w:type="dxa"/>
             <w:tcBorders/>
           </w:tcPr>
           <w:p>
@@ -3548,7 +3306,7 @@
         </w:tc>
         <w:tc>
           <w:tcPr>
-            <w:tcW w:w="1235" w:type="dxa"/>
+            <w:tcW w:w="1234" w:type="dxa"/>
             <w:tcBorders/>
           </w:tcPr>
           <w:p>
@@ -3572,25 +3330,22 @@
         </w:tc>
         <w:tc>
           <w:tcPr>
-            <w:tcW w:w="2818" w:type="dxa"/>
-            <w:tcBorders/>
-          </w:tcPr>
-          <w:p>
-            <w:pPr>
-              <w:pStyle w:val="TableContents"/>
-              <w:rPr>
-                <w:rFonts w:ascii="Calibri" w:hAnsi="Calibri"/>
-                <w:sz w:val="20"/>
-                <w:szCs w:val="20"/>
-              </w:rPr>
-            </w:pPr>
-            <w:hyperlink r:id="rId6">
+            <w:tcW w:w="2819" w:type="dxa"/>
+            <w:tcBorders/>
+          </w:tcPr>
+          <w:p>
+            <w:pPr>
+              <w:pStyle w:val="TableContents"/>
+              <w:rPr/>
+            </w:pPr>
+            <w:hyperlink r:id="rId2">
               <w:r>
                 <w:rPr>
                   <w:rStyle w:val="Hyperlink"/>
                   <w:rFonts w:ascii="Calibri" w:hAnsi="Calibri"/>
                   <w:sz w:val="20"/>
                   <w:szCs w:val="20"/>
+                  <w:u w:val="none"/>
                 </w:rPr>
                 <w:t>Ilyas.Khan@yahoo.com</w:t>
               </w:r>
@@ -3649,30 +3404,30 @@
         </w:tc>
         <w:tc>
           <w:tcPr>
-            <w:tcW w:w="1235" w:type="dxa"/>
-            <w:tcBorders/>
-          </w:tcPr>
-          <w:p>
-            <w:pPr>
-              <w:pStyle w:val="TableContents"/>
-              <w:rPr>
-                <w:rFonts w:ascii="Calibri" w:hAnsi="Calibri"/>
-                <w:sz w:val="20"/>
-                <w:szCs w:val="20"/>
-              </w:rPr>
-            </w:pPr>
-            <w:r>
-              <w:rPr>
-                <w:rFonts w:ascii="Calibri" w:hAnsi="Calibri"/>
-                <w:sz w:val="20"/>
-                <w:szCs w:val="20"/>
-              </w:rPr>
-            </w:r>
-          </w:p>
-        </w:tc>
-        <w:tc>
-          <w:tcPr>
-            <w:tcW w:w="2818" w:type="dxa"/>
+            <w:tcW w:w="1234" w:type="dxa"/>
+            <w:tcBorders/>
+          </w:tcPr>
+          <w:p>
+            <w:pPr>
+              <w:pStyle w:val="TableContents"/>
+              <w:rPr>
+                <w:rFonts w:ascii="Calibri" w:hAnsi="Calibri"/>
+                <w:sz w:val="20"/>
+                <w:szCs w:val="20"/>
+              </w:rPr>
+            </w:pPr>
+            <w:r>
+              <w:rPr>
+                <w:rFonts w:ascii="Calibri" w:hAnsi="Calibri"/>
+                <w:sz w:val="20"/>
+                <w:szCs w:val="20"/>
+              </w:rPr>
+            </w:r>
+          </w:p>
+        </w:tc>
+        <w:tc>
+          <w:tcPr>
+            <w:tcW w:w="2819" w:type="dxa"/>
             <w:tcBorders/>
           </w:tcPr>
           <w:p>
@@ -3771,7 +3526,7 @@
         </w:tc>
         <w:tc>
           <w:tcPr>
-            <w:tcW w:w="1235" w:type="dxa"/>
+            <w:tcW w:w="1234" w:type="dxa"/>
             <w:tcBorders/>
           </w:tcPr>
           <w:p>
@@ -3795,7 +3550,7 @@
         </w:tc>
         <w:tc>
           <w:tcPr>
-            <w:tcW w:w="2818" w:type="dxa"/>
+            <w:tcW w:w="2819" w:type="dxa"/>
             <w:tcBorders/>
           </w:tcPr>
           <w:p>
@@ -3952,7 +3707,7 @@
         </w:tc>
         <w:tc>
           <w:tcPr>
-            <w:tcW w:w="1235" w:type="dxa"/>
+            <w:tcW w:w="1234" w:type="dxa"/>
             <w:tcBorders/>
           </w:tcPr>
           <w:p>
@@ -3976,7 +3731,7 @@
         </w:tc>
         <w:tc>
           <w:tcPr>
-            <w:tcW w:w="2818" w:type="dxa"/>
+            <w:tcW w:w="2819" w:type="dxa"/>
             <w:tcBorders/>
           </w:tcPr>
           <w:p>
@@ -4098,7 +3853,7 @@
         </w:tc>
         <w:tc>
           <w:tcPr>
-            <w:tcW w:w="1235" w:type="dxa"/>
+            <w:tcW w:w="1234" w:type="dxa"/>
             <w:tcBorders/>
           </w:tcPr>
           <w:p>
@@ -4122,7 +3877,7 @@
         </w:tc>
         <w:tc>
           <w:tcPr>
-            <w:tcW w:w="2818" w:type="dxa"/>
+            <w:tcW w:w="2819" w:type="dxa"/>
             <w:tcBorders/>
           </w:tcPr>
           <w:p>
@@ -4245,7 +4000,7 @@
         </w:tc>
         <w:tc>
           <w:tcPr>
-            <w:tcW w:w="1235" w:type="dxa"/>
+            <w:tcW w:w="1234" w:type="dxa"/>
             <w:tcBorders/>
           </w:tcPr>
           <w:p>
@@ -4269,7 +4024,7 @@
         </w:tc>
         <w:tc>
           <w:tcPr>
-            <w:tcW w:w="2818" w:type="dxa"/>
+            <w:tcW w:w="2819" w:type="dxa"/>
             <w:tcBorders/>
           </w:tcPr>
           <w:p>
@@ -4392,7 +4147,7 @@
         </w:tc>
         <w:tc>
           <w:tcPr>
-            <w:tcW w:w="1235" w:type="dxa"/>
+            <w:tcW w:w="1234" w:type="dxa"/>
             <w:tcBorders/>
           </w:tcPr>
           <w:p>
@@ -4416,7 +4171,7 @@
         </w:tc>
         <w:tc>
           <w:tcPr>
-            <w:tcW w:w="2818" w:type="dxa"/>
+            <w:tcW w:w="2819" w:type="dxa"/>
             <w:tcBorders/>
           </w:tcPr>
           <w:p>
@@ -4539,7 +4294,7 @@
         </w:tc>
         <w:tc>
           <w:tcPr>
-            <w:tcW w:w="1235" w:type="dxa"/>
+            <w:tcW w:w="1234" w:type="dxa"/>
             <w:tcBorders/>
           </w:tcPr>
           <w:p>
@@ -4563,7 +4318,7 @@
         </w:tc>
         <w:tc>
           <w:tcPr>
-            <w:tcW w:w="2818" w:type="dxa"/>
+            <w:tcW w:w="2819" w:type="dxa"/>
             <w:tcBorders/>
           </w:tcPr>
           <w:p>
@@ -4686,7 +4441,7 @@
         </w:tc>
         <w:tc>
           <w:tcPr>
-            <w:tcW w:w="1235" w:type="dxa"/>
+            <w:tcW w:w="1234" w:type="dxa"/>
             <w:tcBorders/>
           </w:tcPr>
           <w:p>
@@ -4710,7 +4465,7 @@
         </w:tc>
         <w:tc>
           <w:tcPr>
-            <w:tcW w:w="2818" w:type="dxa"/>
+            <w:tcW w:w="2819" w:type="dxa"/>
             <w:tcBorders/>
           </w:tcPr>
           <w:p>
@@ -4755,58 +4510,12 @@
           <w:sz w:val="12"/>
           <w:szCs w:val="20"/>
         </w:rPr>
-        <w:drawing>
-          <wp:anchor distT="0" distB="0" distL="0" distR="0" simplePos="0" relativeHeight="3" behindDoc="0" locked="0" layoutInCell="1" allowOverlap="1">
-            <wp:simplePos x="0" y="0"/>
-            <wp:positionH relativeFrom="column">
-              <wp:posOffset>4281805</wp:posOffset>
-            </wp:positionH>
-            <wp:positionV relativeFrom="paragraph">
-              <wp:posOffset>4920615</wp:posOffset>
-            </wp:positionV>
-            <wp:extent cx="1151890" cy="467995"/>
-            <wp:effectExtent l="0" t="0" r="0" b="0"/>
-            <wp:wrapNone/>
-            <wp:docPr id="5" name="Image2"/>
-            <wp:cNvGraphicFramePr>
-              <a:graphicFrameLocks xmlns:a="http://schemas.openxmlformats.org/drawingml/2006/main" noChangeAspect="1"/>
-            </wp:cNvGraphicFramePr>
-            <a:graphic xmlns:a="http://schemas.openxmlformats.org/drawingml/2006/main">
-              <a:graphicData uri="http://schemas.openxmlformats.org/drawingml/2006/picture">
-                <pic:pic xmlns:pic="http://schemas.openxmlformats.org/drawingml/2006/picture">
-                  <pic:nvPicPr>
-                    <pic:cNvPr id="5" name="Image2"/>
-                    <pic:cNvPicPr>
-                      <a:picLocks noChangeAspect="1" noChangeArrowheads="1"/>
-                    </pic:cNvPicPr>
-                  </pic:nvPicPr>
-                  <pic:blipFill>
-                    <a:blip r:embed="rId7"/>
-                    <a:stretch>
-                      <a:fillRect/>
-                    </a:stretch>
-                  </pic:blipFill>
-                  <pic:spPr bwMode="auto">
-                    <a:xfrm>
-                      <a:off x="0" y="0"/>
-                      <a:ext cx="1151890" cy="467995"/>
-                    </a:xfrm>
-                    <a:prstGeom prst="rect">
-                      <a:avLst/>
-                    </a:prstGeom>
-                    <a:noFill/>
-                  </pic:spPr>
-                </pic:pic>
-              </a:graphicData>
-            </a:graphic>
-          </wp:anchor>
-        </w:drawing>
       </w:r>
     </w:p>
     <w:sectPr>
       <w:type w:val="nextPage"/>
       <w:pgSz w:w="12096" w:h="20160"/>
-      <w:pgMar w:left="1800" w:right="1800" w:gutter="0" w:header="0" w:top="2160" w:footer="0" w:bottom="1440"/>
+      <w:pgMar w:left="1800" w:right="1800" w:gutter="0" w:header="0" w:top="1440" w:footer="0" w:bottom="2304"/>
       <w:pgNumType w:fmt="decimal"/>
       <w:formProt w:val="false"/>
       <w:textDirection w:val="lrTb"/>
@@ -4840,7 +4549,7 @@
     <w:pPr>
       <w:widowControl/>
       <w:suppressAutoHyphens w:val="true"/>
-      <w:overflowPunct w:val="false"/>
+      <w:overflowPunct w:val="true"/>
       <w:bidi w:val="0"/>
       <w:spacing w:before="0" w:after="0"/>
       <w:jc w:val="start"/>
@@ -4866,8 +4575,8 @@
       <w:u w:val="single"/>
     </w:rPr>
   </w:style>
-  <w:style w:type="character" w:styleId="Bulletsuser">
-    <w:name w:val="Bullets (user)"/>
+  <w:style w:type="character" w:styleId="Bullets">
+    <w:name w:val="Bullets"/>
     <w:qFormat/>
     <w:rPr>
       <w:rFonts w:ascii="OpenSymbol" w:hAnsi="OpenSymbol" w:eastAsia="OpenSymbol" w:cs="OpenSymbol"/>
